--- a/Tailored_CVs/Shinoy_Kake_Senior_QA_Engineer.docx
+++ b/Tailored_CVs/Shinoy_Kake_Senior_QA_Engineer.docx
@@ -70,7 +70,7 @@
           <w:b w:val="0"/>
           <w:sz w:val="19"/>
         </w:rPr>
-        <w:t>I am a QA engineer with over 8 years of experience building automation frameworks and ensuring the reliability of financial systems. My background spans manual and automated testing using Playwright, Selenium, and Java, alongside setting up CI/CD pipelines. I have also used AI tools like Gemini Code Assist to streamline test generation and deployment scripts.</w:t>
+        <w:t>QA Automation Engineer with over 8 years of experience building scalable testing frameworks using Java Selenium, Playwright, and TypeScript. I have a strong background in manual and automated testing, API validation, and setting up CI/CD pipelines. I also use tools like Gemini Code Assist to streamline test generation and deployment scripts.</w:t>
       </w:r>
     </w:p>
     <w:p>
@@ -288,7 +288,7 @@
           <w:b w:val="0"/>
           <w:sz w:val="18"/>
         </w:rPr>
-        <w:t>▸ Designed and executed comprehensive test suites using Selenium WebDriver and Playwright TypeScript for microservices architectures, boosting execution efficiency by 20%.</w:t>
+        <w:t>▸ Designed and executed comprehensive test strategies and automation frameworks utilizing Java Selenium WebDriver, Playwright, and TypeScript WDIO across complex financial and web applications.</w:t>
       </w:r>
     </w:p>
     <w:p>
@@ -301,7 +301,7 @@
           <w:b w:val="0"/>
           <w:sz w:val="18"/>
         </w:rPr>
-        <w:t>▸ Performed exploratory testing alongside automated regression and smoke testing on deployment builds to catch edge cases early in the development cycle.</w:t>
+        <w:t>▸ Performed rigorous manual and automated testing to identify functional, integration, and edgecase issues, maintaining high reliability for web applications and backend services.</w:t>
       </w:r>
     </w:p>
     <w:p>
@@ -314,7 +314,7 @@
           <w:b w:val="0"/>
           <w:sz w:val="18"/>
         </w:rPr>
-        <w:t>▸ Validated backend services and APIs using complex Oracle SQL queries and RestAssured to ensure data integrity across credit risk workflows.</w:t>
+        <w:t>▸ Integrated CI/CD pipelines using Jenkins, Terraform, and AWS to run scheduled regression builds and ensure rapid feedback cycles.</w:t>
       </w:r>
     </w:p>
     <w:p>
@@ -327,7 +327,7 @@
           <w:b w:val="0"/>
           <w:sz w:val="18"/>
         </w:rPr>
-        <w:t>▸ Streamlined test generation and deployment scripts utilizing Gemini Code Assist to support modern software delivery workflows.</w:t>
+        <w:t>▸ Streamlined test generation and deployment scripts utilizing AI tools like Gemini Code Assist to improve overall testing efficiency.</w:t>
       </w:r>
     </w:p>
     <w:p>
